--- a/Word file/Backend Roadmap with AI.docx
+++ b/Word file/Backend Roadmap with AI.docx
@@ -17,6 +17,36 @@
         <w:rPr>
           <w:lang w:val="en-GB"/>
         </w:rPr>
+        <w:softHyphen/>
+      </w:r>
+      <w:r>
+        <w:rPr>
+          <w:lang w:val="en-GB"/>
+        </w:rPr>
+        <w:softHyphen/>
+      </w:r>
+      <w:r>
+        <w:rPr>
+          <w:lang w:val="en-GB"/>
+        </w:rPr>
+        <w:softHyphen/>
+      </w:r>
+      <w:r>
+        <w:rPr>
+          <w:lang w:val="en-GB"/>
+        </w:rPr>
+        <w:softHyphen/>
+      </w:r>
+      <w:r>
+        <w:rPr>
+          <w:lang w:val="en-GB"/>
+        </w:rPr>
+        <w:softHyphen/>
+      </w:r>
+      <w:r>
+        <w:rPr>
+          <w:lang w:val="en-GB"/>
+        </w:rPr>
         <w:t>Large Language Models (LLMs)</w:t>
       </w:r>
     </w:p>
@@ -167,253 +197,271 @@
           <w:lang w:val="en-GB"/>
         </w:rPr>
       </w:pPr>
+      <w:r>
+        <w:rPr>
+          <w:lang w:val="en-GB"/>
+        </w:rPr>
+        <w:t>Design backend</w:t>
+      </w:r>
+    </w:p>
+    <w:p>
+      <w:pPr>
+        <w:pStyle w:val="ListParagraph"/>
+        <w:numPr>
+          <w:ilvl w:val="1"/>
+          <w:numId w:val="1"/>
+        </w:numPr>
+        <w:rPr>
+          <w:lang w:val="en-GB"/>
+        </w:rPr>
+      </w:pPr>
+      <w:r>
+        <w:rPr>
+          <w:lang w:val="en-GB"/>
+        </w:rPr>
+        <w:t>Designing APIs that send structured prompts</w:t>
+      </w:r>
+    </w:p>
+    <w:p>
+      <w:pPr>
+        <w:pStyle w:val="ListParagraph"/>
+        <w:numPr>
+          <w:ilvl w:val="1"/>
+          <w:numId w:val="1"/>
+        </w:numPr>
+        <w:rPr>
+          <w:lang w:val="en-GB"/>
+        </w:rPr>
+      </w:pPr>
+      <w:r>
+        <w:rPr>
+          <w:lang w:val="en-GB"/>
+        </w:rPr>
+        <w:t>Controlling hallucinations</w:t>
+      </w:r>
+    </w:p>
+    <w:p>
+      <w:pPr>
+        <w:pStyle w:val="ListParagraph"/>
+        <w:numPr>
+          <w:ilvl w:val="1"/>
+          <w:numId w:val="1"/>
+        </w:numPr>
+        <w:rPr>
+          <w:lang w:val="en-GB"/>
+        </w:rPr>
+      </w:pPr>
+      <w:r>
+        <w:rPr>
+          <w:lang w:val="en-GB"/>
+        </w:rPr>
+        <w:t>Managing latency and cost</w:t>
+      </w:r>
+    </w:p>
+    <w:p>
+      <w:pPr>
+        <w:pStyle w:val="ListParagraph"/>
+        <w:numPr>
+          <w:ilvl w:val="1"/>
+          <w:numId w:val="1"/>
+        </w:numPr>
+        <w:rPr>
+          <w:lang w:val="en-GB"/>
+        </w:rPr>
+      </w:pPr>
+      <w:r>
+        <w:rPr>
+          <w:lang w:val="en-GB"/>
+        </w:rPr>
+        <w:t xml:space="preserve">Building multi-step </w:t>
+      </w:r>
+      <w:proofErr w:type="spellStart"/>
+      <w:r>
+        <w:rPr>
+          <w:lang w:val="en-GB"/>
+        </w:rPr>
+        <w:t>resoning</w:t>
+      </w:r>
+      <w:proofErr w:type="spellEnd"/>
+      <w:r>
+        <w:rPr>
+          <w:lang w:val="en-GB"/>
+        </w:rPr>
+        <w:t xml:space="preserve"> pipelines</w:t>
+      </w:r>
+    </w:p>
+    <w:p>
+      <w:pPr>
+        <w:pStyle w:val="ListParagraph"/>
+        <w:numPr>
+          <w:ilvl w:val="1"/>
+          <w:numId w:val="1"/>
+        </w:numPr>
+        <w:rPr>
+          <w:lang w:val="en-GB"/>
+        </w:rPr>
+      </w:pPr>
+      <w:r>
+        <w:rPr>
+          <w:lang w:val="en-GB"/>
+        </w:rPr>
+        <w:t>If you don’t understand token limits and context size, your AI APIs will break in production</w:t>
+      </w:r>
+      <w:r>
+        <w:rPr>
+          <w:lang w:val="en-GB"/>
+        </w:rPr>
+        <w:softHyphen/>
+      </w:r>
+      <w:r>
+        <w:rPr>
+          <w:lang w:val="en-GB"/>
+        </w:rPr>
+        <w:softHyphen/>
+      </w:r>
+      <w:r>
+        <w:rPr>
+          <w:lang w:val="en-GB"/>
+        </w:rPr>
+        <w:softHyphen/>
+      </w:r>
+    </w:p>
+    <w:p>
+      <w:pPr>
+        <w:pStyle w:val="ListParagraph"/>
+        <w:numPr>
+          <w:ilvl w:val="0"/>
+          <w:numId w:val="1"/>
+        </w:numPr>
+        <w:rPr>
+          <w:lang w:val="en-GB"/>
+        </w:rPr>
+      </w:pPr>
+      <w:r>
+        <w:rPr>
+          <w:lang w:val="en-GB"/>
+        </w:rPr>
+        <w:t xml:space="preserve">Prompt Engineering for Backend Systems (Not </w:t>
+      </w:r>
+      <w:proofErr w:type="spellStart"/>
+      <w:r>
+        <w:rPr>
+          <w:lang w:val="en-GB"/>
+        </w:rPr>
+        <w:t>ChatGPT</w:t>
+      </w:r>
+      <w:proofErr w:type="spellEnd"/>
+      <w:r>
+        <w:rPr>
+          <w:lang w:val="en-GB"/>
+        </w:rPr>
+        <w:t xml:space="preserve"> style)</w:t>
+      </w:r>
+    </w:p>
+    <w:p>
+      <w:pPr>
+        <w:pStyle w:val="ListParagraph"/>
+        <w:numPr>
+          <w:ilvl w:val="1"/>
+          <w:numId w:val="1"/>
+        </w:numPr>
+        <w:rPr>
+          <w:lang w:val="en-GB"/>
+        </w:rPr>
+      </w:pPr>
+      <w:r>
+        <w:rPr>
+          <w:lang w:val="en-GB"/>
+        </w:rPr>
+        <w:t xml:space="preserve">Prompt engineering for backend </w:t>
+      </w:r>
+      <w:proofErr w:type="spellStart"/>
+      <w:r>
+        <w:rPr>
+          <w:lang w:val="en-GB"/>
+        </w:rPr>
+        <w:t>devs</w:t>
+      </w:r>
+      <w:proofErr w:type="spellEnd"/>
+      <w:r>
+        <w:rPr>
+          <w:lang w:val="en-GB"/>
+        </w:rPr>
+        <w:t xml:space="preserve"> is not writing English prompts – it’s system design</w:t>
+      </w:r>
+    </w:p>
+    <w:p>
+      <w:pPr>
+        <w:ind w:left="1080"/>
+        <w:rPr>
+          <w:b/>
+          <w:lang w:val="en-GB"/>
+        </w:rPr>
+      </w:pPr>
+      <w:r>
+        <w:rPr>
+          <w:b/>
+          <w:lang w:val="en-GB"/>
+        </w:rPr>
+        <w:t xml:space="preserve">What you </w:t>
+      </w:r>
+      <w:proofErr w:type="spellStart"/>
+      <w:r>
+        <w:rPr>
+          <w:b/>
+          <w:lang w:val="en-GB"/>
+        </w:rPr>
+        <w:t>musk</w:t>
+      </w:r>
+      <w:proofErr w:type="spellEnd"/>
+      <w:r>
+        <w:rPr>
+          <w:b/>
+          <w:lang w:val="en-GB"/>
+        </w:rPr>
+        <w:t xml:space="preserve"> Know</w:t>
+      </w:r>
+      <w:r>
+        <w:rPr>
+          <w:b/>
+          <w:lang w:val="en-GB"/>
+        </w:rPr>
+        <w:tab/>
+      </w:r>
+    </w:p>
+    <w:p>
+      <w:pPr>
+        <w:pStyle w:val="ListParagraph"/>
+        <w:numPr>
+          <w:ilvl w:val="1"/>
+          <w:numId w:val="1"/>
+        </w:numPr>
+        <w:rPr>
+          <w:lang w:val="en-GB"/>
+        </w:rPr>
+      </w:pPr>
+      <w:r>
+        <w:rPr>
+          <w:lang w:val="en-GB"/>
+        </w:rPr>
+        <w:t xml:space="preserve">System prompts </w:t>
+      </w:r>
+      <w:proofErr w:type="spellStart"/>
+      <w:r>
+        <w:rPr>
+          <w:lang w:val="en-GB"/>
+        </w:rPr>
+        <w:t>vs</w:t>
+      </w:r>
+      <w:proofErr w:type="spellEnd"/>
+      <w:r>
+        <w:rPr>
+          <w:lang w:val="en-GB"/>
+        </w:rPr>
+        <w:t xml:space="preserve"> dynamic prompts</w:t>
+      </w:r>
       <w:bookmarkStart w:id="0" w:name="_GoBack"/>
       <w:bookmarkEnd w:id="0"/>
-      <w:r>
-        <w:rPr>
-          <w:lang w:val="en-GB"/>
-        </w:rPr>
-        <w:t>Design backend</w:t>
-      </w:r>
-    </w:p>
-    <w:p>
-      <w:pPr>
-        <w:pStyle w:val="ListParagraph"/>
-        <w:numPr>
-          <w:ilvl w:val="1"/>
-          <w:numId w:val="1"/>
-        </w:numPr>
-        <w:rPr>
-          <w:lang w:val="en-GB"/>
-        </w:rPr>
-      </w:pPr>
-      <w:r>
-        <w:rPr>
-          <w:lang w:val="en-GB"/>
-        </w:rPr>
-        <w:t>Designing APIs that send structured prompts</w:t>
-      </w:r>
-    </w:p>
-    <w:p>
-      <w:pPr>
-        <w:pStyle w:val="ListParagraph"/>
-        <w:numPr>
-          <w:ilvl w:val="1"/>
-          <w:numId w:val="1"/>
-        </w:numPr>
-        <w:rPr>
-          <w:lang w:val="en-GB"/>
-        </w:rPr>
-      </w:pPr>
-      <w:r>
-        <w:rPr>
-          <w:lang w:val="en-GB"/>
-        </w:rPr>
-        <w:t>Controlling hallucinations</w:t>
-      </w:r>
-    </w:p>
-    <w:p>
-      <w:pPr>
-        <w:pStyle w:val="ListParagraph"/>
-        <w:numPr>
-          <w:ilvl w:val="1"/>
-          <w:numId w:val="1"/>
-        </w:numPr>
-        <w:rPr>
-          <w:lang w:val="en-GB"/>
-        </w:rPr>
-      </w:pPr>
-      <w:r>
-        <w:rPr>
-          <w:lang w:val="en-GB"/>
-        </w:rPr>
-        <w:t>Managing latency and cost</w:t>
-      </w:r>
-    </w:p>
-    <w:p>
-      <w:pPr>
-        <w:pStyle w:val="ListParagraph"/>
-        <w:numPr>
-          <w:ilvl w:val="1"/>
-          <w:numId w:val="1"/>
-        </w:numPr>
-        <w:rPr>
-          <w:lang w:val="en-GB"/>
-        </w:rPr>
-      </w:pPr>
-      <w:r>
-        <w:rPr>
-          <w:lang w:val="en-GB"/>
-        </w:rPr>
-        <w:t xml:space="preserve">Building multi-step </w:t>
-      </w:r>
-      <w:proofErr w:type="spellStart"/>
-      <w:r>
-        <w:rPr>
-          <w:lang w:val="en-GB"/>
-        </w:rPr>
-        <w:t>resoning</w:t>
-      </w:r>
-      <w:proofErr w:type="spellEnd"/>
-      <w:r>
-        <w:rPr>
-          <w:lang w:val="en-GB"/>
-        </w:rPr>
-        <w:t xml:space="preserve"> pipelines</w:t>
-      </w:r>
-    </w:p>
-    <w:p>
-      <w:pPr>
-        <w:pStyle w:val="ListParagraph"/>
-        <w:numPr>
-          <w:ilvl w:val="1"/>
-          <w:numId w:val="1"/>
-        </w:numPr>
-        <w:rPr>
-          <w:lang w:val="en-GB"/>
-        </w:rPr>
-      </w:pPr>
-      <w:r>
-        <w:rPr>
-          <w:lang w:val="en-GB"/>
-        </w:rPr>
-        <w:t>If you don’t understand token limits and context size, your AI APIs will break in production</w:t>
-      </w:r>
-    </w:p>
-    <w:p>
-      <w:pPr>
-        <w:pStyle w:val="ListParagraph"/>
-        <w:numPr>
-          <w:ilvl w:val="0"/>
-          <w:numId w:val="1"/>
-        </w:numPr>
-        <w:rPr>
-          <w:lang w:val="en-GB"/>
-        </w:rPr>
-      </w:pPr>
-      <w:r>
-        <w:rPr>
-          <w:lang w:val="en-GB"/>
-        </w:rPr>
-        <w:t xml:space="preserve">Prompt Engineering for Backend Systems (Not </w:t>
-      </w:r>
-      <w:proofErr w:type="spellStart"/>
-      <w:r>
-        <w:rPr>
-          <w:lang w:val="en-GB"/>
-        </w:rPr>
-        <w:t>ChatGPT</w:t>
-      </w:r>
-      <w:proofErr w:type="spellEnd"/>
-      <w:r>
-        <w:rPr>
-          <w:lang w:val="en-GB"/>
-        </w:rPr>
-        <w:t xml:space="preserve"> style)</w:t>
-      </w:r>
-    </w:p>
-    <w:p>
-      <w:pPr>
-        <w:pStyle w:val="ListParagraph"/>
-        <w:numPr>
-          <w:ilvl w:val="1"/>
-          <w:numId w:val="1"/>
-        </w:numPr>
-        <w:rPr>
-          <w:lang w:val="en-GB"/>
-        </w:rPr>
-      </w:pPr>
-      <w:r>
-        <w:rPr>
-          <w:lang w:val="en-GB"/>
-        </w:rPr>
-        <w:t xml:space="preserve">Prompt engineering for backend </w:t>
-      </w:r>
-      <w:proofErr w:type="spellStart"/>
-      <w:r>
-        <w:rPr>
-          <w:lang w:val="en-GB"/>
-        </w:rPr>
-        <w:t>devs</w:t>
-      </w:r>
-      <w:proofErr w:type="spellEnd"/>
-      <w:r>
-        <w:rPr>
-          <w:lang w:val="en-GB"/>
-        </w:rPr>
-        <w:t xml:space="preserve"> is not writing English prompts – it’s system design</w:t>
-      </w:r>
-    </w:p>
-    <w:p>
-      <w:pPr>
-        <w:ind w:left="1080"/>
-        <w:rPr>
-          <w:b/>
-          <w:lang w:val="en-GB"/>
-        </w:rPr>
-      </w:pPr>
-      <w:r>
-        <w:rPr>
-          <w:b/>
-          <w:lang w:val="en-GB"/>
-        </w:rPr>
-        <w:t xml:space="preserve">What you </w:t>
-      </w:r>
-      <w:proofErr w:type="spellStart"/>
-      <w:r>
-        <w:rPr>
-          <w:b/>
-          <w:lang w:val="en-GB"/>
-        </w:rPr>
-        <w:t>musk</w:t>
-      </w:r>
-      <w:proofErr w:type="spellEnd"/>
-      <w:r>
-        <w:rPr>
-          <w:b/>
-          <w:lang w:val="en-GB"/>
-        </w:rPr>
-        <w:t xml:space="preserve"> Know</w:t>
-      </w:r>
-      <w:r>
-        <w:rPr>
-          <w:b/>
-          <w:lang w:val="en-GB"/>
-        </w:rPr>
-        <w:tab/>
-      </w:r>
-    </w:p>
-    <w:p>
-      <w:pPr>
-        <w:pStyle w:val="ListParagraph"/>
-        <w:numPr>
-          <w:ilvl w:val="1"/>
-          <w:numId w:val="1"/>
-        </w:numPr>
-        <w:rPr>
-          <w:lang w:val="en-GB"/>
-        </w:rPr>
-      </w:pPr>
-      <w:r>
-        <w:rPr>
-          <w:lang w:val="en-GB"/>
-        </w:rPr>
-        <w:t xml:space="preserve">System prompts </w:t>
-      </w:r>
-      <w:proofErr w:type="spellStart"/>
-      <w:r>
-        <w:rPr>
-          <w:lang w:val="en-GB"/>
-        </w:rPr>
-        <w:t>vs</w:t>
-      </w:r>
-      <w:proofErr w:type="spellEnd"/>
-      <w:r>
-        <w:rPr>
-          <w:lang w:val="en-GB"/>
-        </w:rPr>
-        <w:t xml:space="preserve"> dynamic prompts</w:t>
-      </w:r>
     </w:p>
     <w:p>
       <w:pPr>
